--- a/exercisemenu-batch2/out/02-cable-face-pull.docx
+++ b/exercisemenu-batch2/out/02-cable-face-pull.docx
@@ -2181,7 +2181,7 @@
           </w:tcPr>
           <w:p>
             <w:r>
-              <w:t>Both train the rear delts. The face pull also brings in more upper back and outward rotation of the shoulder, so many programs include it.</w:t>
+              <w:t>Both train the rear delts. The face pull adds outward rotation of the shoulder at the end of each rep, which a reverse fly does not.</w:t>
             </w:r>
           </w:p>
         </w:tc>
